--- a/letterhead/Kenzo-Nail-Bar-Letterhead-A4.docx
+++ b/letterhead/Kenzo-Nail-Bar-Letterhead-A4.docx
@@ -449,7 +449,7 @@
   </w:p>
   <w:p>
     <w:pPr>
-      <w:spacing w:before="140"/>
+      <w:spacing w:after="0" w:before="140"/>
     </w:pPr>
     <w:r>
       <w:drawing>
